--- a/assets/documentos/F-RH-07-2026_Licencia_por_Paternidad.docx
+++ b/assets/documentos/F-RH-07-2026_Licencia_por_Paternidad.docx
@@ -113,8 +113,6 @@
           <w:szCs w:val="22"/>
         </w:rPr>
       </w:pPr>
-      <w:bookmarkStart w:id="0" w:name="_GoBack"/>
-      <w:bookmarkEnd w:id="0"/>
       <w:r>
         <w:rPr>
           <w:rFonts w:asciiTheme="majorHAnsi" w:hAnsiTheme="majorHAnsi" w:cstheme="majorHAnsi"/>
@@ -158,7 +156,29 @@
           <w:sz w:val="22"/>
           <w:szCs w:val="22"/>
         </w:rPr>
-        <w:t xml:space="preserve">Silao de la Victoria Gto. a </w:t>
+        <w:t xml:space="preserve">Silao de la Victoria </w:t>
+      </w:r>
+      <w:proofErr w:type="spellStart"/>
+      <w:r>
+        <w:rPr>
+          <w:rFonts w:asciiTheme="majorHAnsi" w:hAnsiTheme="majorHAnsi" w:cstheme="majorHAnsi"/>
+          <w:b/>
+          <w:bCs/>
+          <w:sz w:val="22"/>
+          <w:szCs w:val="22"/>
+        </w:rPr>
+        <w:t>Gto</w:t>
+      </w:r>
+      <w:proofErr w:type="spellEnd"/>
+      <w:r>
+        <w:rPr>
+          <w:rFonts w:asciiTheme="majorHAnsi" w:hAnsiTheme="majorHAnsi" w:cstheme="majorHAnsi"/>
+          <w:b/>
+          <w:bCs/>
+          <w:sz w:val="22"/>
+          <w:szCs w:val="22"/>
+        </w:rPr>
+        <w:t xml:space="preserve">. a </w:t>
       </w:r>
       <w:r>
         <w:rPr>
@@ -400,7 +420,7 @@
         </w:rPr>
         <w:t xml:space="preserve"> </w:t>
       </w:r>
-      <w:commentRangeStart w:id="1"/>
+      <w:commentRangeStart w:id="0"/>
       <w:r>
         <w:rPr>
           <w:rFonts w:asciiTheme="majorHAnsi" w:hAnsiTheme="majorHAnsi" w:cstheme="majorHAnsi"/>
@@ -461,6 +481,17 @@
       <w:r>
         <w:rPr>
           <w:rFonts w:asciiTheme="majorHAnsi" w:hAnsiTheme="majorHAnsi" w:cstheme="majorHAnsi"/>
+          <w:bCs/>
+          <w:color w:val="FF0000"/>
+          <w:sz w:val="22"/>
+          <w:szCs w:val="22"/>
+          <w:u w:val="single"/>
+        </w:rPr>
+        <w:t xml:space="preserve">o </w:t>
+      </w:r>
+      <w:r>
+        <w:rPr>
+          <w:rFonts w:asciiTheme="majorHAnsi" w:hAnsiTheme="majorHAnsi" w:cstheme="majorHAnsi"/>
           <w:b/>
           <w:bCs/>
           <w:color w:val="FF0000"/>
@@ -561,12 +592,12 @@
         </w:rPr>
         <w:t xml:space="preserve"> </w:t>
       </w:r>
-      <w:commentRangeEnd w:id="1"/>
+      <w:commentRangeEnd w:id="0"/>
       <w:r>
         <w:rPr>
           <w:rStyle w:val="Refdecomentario"/>
         </w:rPr>
-        <w:commentReference w:id="1"/>
+        <w:commentReference w:id="0"/>
       </w:r>
       <w:r>
         <w:rPr>
@@ -596,8 +627,34 @@
           <w:szCs w:val="22"/>
           <w:u w:val="single"/>
         </w:rPr>
-        <w:t>5 o 15</w:t>
-      </w:r>
+        <w:t>20</w:t>
+      </w:r>
+      <w:r>
+        <w:rPr>
+          <w:rFonts w:asciiTheme="majorHAnsi" w:hAnsiTheme="majorHAnsi" w:cstheme="majorHAnsi"/>
+          <w:b/>
+          <w:bCs/>
+          <w:color w:val="FF0000"/>
+          <w:sz w:val="22"/>
+          <w:szCs w:val="22"/>
+          <w:u w:val="single"/>
+        </w:rPr>
+        <w:t xml:space="preserve"> o </w:t>
+      </w:r>
+      <w:r>
+        <w:rPr>
+          <w:rFonts w:asciiTheme="majorHAnsi" w:hAnsiTheme="majorHAnsi" w:cstheme="majorHAnsi"/>
+          <w:b/>
+          <w:bCs/>
+          <w:color w:val="FF0000"/>
+          <w:sz w:val="22"/>
+          <w:szCs w:val="22"/>
+          <w:u w:val="single"/>
+        </w:rPr>
+        <w:t>30</w:t>
+      </w:r>
+      <w:bookmarkStart w:id="1" w:name="_GoBack"/>
+      <w:bookmarkEnd w:id="1"/>
       <w:r>
         <w:rPr>
           <w:rFonts w:asciiTheme="majorHAnsi" w:hAnsiTheme="majorHAnsi" w:cstheme="majorHAnsi"/>
@@ -987,13 +1044,23 @@
         </w:rPr>
         <w:t xml:space="preserve">   </w:t>
       </w:r>
-      <w:r>
-        <w:rPr>
-          <w:rFonts w:asciiTheme="majorHAnsi" w:hAnsiTheme="majorHAnsi" w:cstheme="majorHAnsi"/>
-          <w:sz w:val="22"/>
-          <w:szCs w:val="22"/>
-        </w:rPr>
-        <w:t>VoBo,</w:t>
+      <w:proofErr w:type="spellStart"/>
+      <w:r>
+        <w:rPr>
+          <w:rFonts w:asciiTheme="majorHAnsi" w:hAnsiTheme="majorHAnsi" w:cstheme="majorHAnsi"/>
+          <w:sz w:val="22"/>
+          <w:szCs w:val="22"/>
+        </w:rPr>
+        <w:t>VoBo</w:t>
+      </w:r>
+      <w:proofErr w:type="spellEnd"/>
+      <w:r>
+        <w:rPr>
+          <w:rFonts w:asciiTheme="majorHAnsi" w:hAnsiTheme="majorHAnsi" w:cstheme="majorHAnsi"/>
+          <w:sz w:val="22"/>
+          <w:szCs w:val="22"/>
+        </w:rPr>
+        <w:t>,</w:t>
       </w:r>
     </w:p>
     <w:p>
@@ -1148,7 +1215,7 @@
 
 <file path=word/comments.xml><?xml version="1.0" encoding="utf-8"?>
 <w:comments xmlns:wpc="http://schemas.microsoft.com/office/word/2010/wordprocessingCanvas" xmlns:cx="http://schemas.microsoft.com/office/drawing/2014/chartex" xmlns:mc="http://schemas.openxmlformats.org/markup-compatibility/2006" xmlns:o="urn:schemas-microsoft-com:office:office" xmlns:r="http://schemas.openxmlformats.org/officeDocument/2006/relationships" xmlns:m="http://schemas.openxmlformats.org/officeDocument/2006/math" xmlns:v="urn:schemas-microsoft-com:vml" xmlns:wp14="http://schemas.microsoft.com/office/word/2010/wordprocessingDrawing" xmlns:wp="http://schemas.openxmlformats.org/drawingml/2006/wordprocessingDrawing" xmlns:w10="urn:schemas-microsoft-com:office:word" xmlns:w="http://schemas.openxmlformats.org/wordprocessingml/2006/main" xmlns:w14="http://schemas.microsoft.com/office/word/2010/wordml" xmlns:w15="http://schemas.microsoft.com/office/word/2012/wordml" xmlns:w16se="http://schemas.microsoft.com/office/word/2015/wordml/symex" xmlns:wpg="http://schemas.microsoft.com/office/word/2010/wordprocessingGroup" xmlns:wpi="http://schemas.microsoft.com/office/word/2010/wordprocessingInk" xmlns:wne="http://schemas.microsoft.com/office/word/2006/wordml" xmlns:wps="http://schemas.microsoft.com/office/word/2010/wordprocessingShape" mc:Ignorable="w14 w15 w16se wp14">
-  <w:comment w:id="1" w:author="Maria Guadalupe Mena Rendón" w:date="2026-01-23T12:20:00Z" w:initials="MGMR">
+  <w:comment w:id="0" w:author="Maria Guadalupe Mena Rendón" w:date="2026-01-23T12:20:00Z" w:initials="MGMR">
     <w:p>
       <w:pPr>
         <w:pStyle w:val="Textocomentario"/>
@@ -4049,7 +4116,7 @@
             </wp:anchor>
           </w:drawing>
         </mc:Choice>
-        <mc:Fallback xmlns:cx1="http://schemas.microsoft.com/office/drawing/2015/9/8/chartex" xmlns:cx2="http://schemas.microsoft.com/office/drawing/2015/10/21/chartex" xmlns:cx3="http://schemas.microsoft.com/office/drawing/2016/5/9/chartex" xmlns:cx4="http://schemas.microsoft.com/office/drawing/2016/5/10/chartex" xmlns:cx5="http://schemas.microsoft.com/office/drawing/2016/5/11/chartex" xmlns:cx6="http://schemas.microsoft.com/office/drawing/2016/5/12/chartex" xmlns:cx7="http://schemas.microsoft.com/office/drawing/2016/5/13/chartex" xmlns:cx8="http://schemas.microsoft.com/office/drawing/2016/5/14/chartex" xmlns:aink="http://schemas.microsoft.com/office/drawing/2016/ink" xmlns:am3d="http://schemas.microsoft.com/office/drawing/2017/model3d" xmlns:oel="http://schemas.microsoft.com/office/2019/extlst" xmlns:w16cex="http://schemas.microsoft.com/office/word/2018/wordml/cex" xmlns:w16cid="http://schemas.microsoft.com/office/word/2016/wordml/cid" xmlns:w16="http://schemas.microsoft.com/office/word/2018/wordml" xmlns:w16du="http://schemas.microsoft.com/office/word/2023/wordml/word16du" xmlns:w16sdtdh="http://schemas.microsoft.com/office/word/2020/wordml/sdtdatahash">
+        <mc:Fallback xmlns:w16sdtdh="http://schemas.microsoft.com/office/word/2020/wordml/sdtdatahash" xmlns:w16du="http://schemas.microsoft.com/office/word/2023/wordml/word16du" xmlns:w16="http://schemas.microsoft.com/office/word/2018/wordml" xmlns:w16cid="http://schemas.microsoft.com/office/word/2016/wordml/cid" xmlns:w16cex="http://schemas.microsoft.com/office/word/2018/wordml/cex" xmlns:oel="http://schemas.microsoft.com/office/2019/extlst" xmlns:am3d="http://schemas.microsoft.com/office/drawing/2017/model3d" xmlns:aink="http://schemas.microsoft.com/office/drawing/2016/ink" xmlns:cx8="http://schemas.microsoft.com/office/drawing/2016/5/14/chartex" xmlns:cx7="http://schemas.microsoft.com/office/drawing/2016/5/13/chartex" xmlns:cx6="http://schemas.microsoft.com/office/drawing/2016/5/12/chartex" xmlns:cx5="http://schemas.microsoft.com/office/drawing/2016/5/11/chartex" xmlns:cx4="http://schemas.microsoft.com/office/drawing/2016/5/10/chartex" xmlns:cx3="http://schemas.microsoft.com/office/drawing/2016/5/9/chartex" xmlns:cx2="http://schemas.microsoft.com/office/drawing/2015/10/21/chartex" xmlns:cx1="http://schemas.microsoft.com/office/drawing/2015/9/8/chartex">
           <w:pict>
             <v:group w14:anchorId="4EDEBBEE" id="Group 1" o:spid="_x0000_s1026" style="position:absolute;margin-left:328.15pt;margin-top:197.65pt;width:283.85pt;height:451.95pt;z-index:-251653120;mso-wrap-distance-left:0;mso-wrap-distance-right:0;mso-position-horizontal-relative:page;mso-position-vertical-relative:margin;mso-width-relative:margin;mso-height-relative:margin" coordorigin="41673" coordsize="36055,57405" o:gfxdata="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">
               <v:shape id="Graphic 2" o:spid="_x0000_s1027" style="position:absolute;left:41673;width:36055;height:57404;visibility:visible;mso-wrap-style:square;v-text-anchor:top" coordsize="3605529,5740400" o:gfxdata="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" path="m2206942,927404r-24371,496l2118372,913193r-90678,-54292l1923897,740702r-139776,65125l1798650,838365r21272,82169l1814461,1029131r-65671,111837l1789366,1136726r105804,-24854l2042325,1048169,2206942,927404xem3534448,1140968r-65685,-111837l3463302,920534r21273,-82169l3499116,805827,3359340,740702,3255543,858901r-90678,54292l3100654,927900r-24359,-496l3240913,1048169r147155,63703l3493871,1136726r40577,4242xem3605047,1231900r-106362,l3454616,1219200r-42495,l3371621,1206500r-32817,l3302749,1193800r-38494,-25400l3224111,1155700r-82068,-50800l3101695,1079500r-38836,-25400l3026333,1016000r-33426,-38100l2985528,965200r-22161,-38100l2938513,889000r-19380,-50800l2906026,787400r13234,-215900l3011132,469900r103936,-38100l3164509,419100r-52438,-38100l3059633,342900r-102134,l2880093,368300r-30683,12700l2846806,317500r-330,-1664l2846476,1206500r-27876,l2755912,1193800r-209270,l2507907,1206500r-53797,l2539085,1155700r48768,-38100l2618790,1066800r31496,-101600l2702268,1079500r65074,63500l2822930,1193800r23546,12700l2846476,315836r-12192,-61836l2814116,203200r-25527,-50800l2759989,101600,2730601,63500,2702699,38100,2678569,12700,2660497,r-20536,l2621584,25400r-24485,12700l2568892,76200r-29515,38100l2510942,152400r-24955,50800l2466911,266700r-10782,50800l2456027,381000,2348547,317500r-68745,-25400l2220163,330200r-80175,88900l2330373,431800r89840,38100l2433269,584200r-40005,203200l2378468,850900r-20167,38100l2333409,939800r-28918,38100l2272182,1016000r-35001,38100l2200148,1079500r-38392,38100l2122665,1130300r-39103,25400l2045106,1168400r-37135,25400l1972830,1193800r-32486,12700l1899361,1219200r-43752,l1809711,1231900r-95631,l1570647,1193800r-45225,-25400l1482559,1143000r-39865,-38100l1404416,1054100r-23126,-50800l1370888,952500r-76,-25400l1370736,901700r7645,-38100l1391386,825500r15888,-50800l1423619,749300r14325,-38100l1273771,596900,1156169,558800r-127609,12700l834351,660400r639941,952500l1679829,1524000r135775,-38100l1942172,1473200r177889,-12700l1709445,1574800r-43853,25400l1579003,1625600r-42697,25400l1494015,1663700r-124359,76200l1329067,1752600r-79832,50800l1171257,1854200r-76073,50800l1021092,1955800r-36284,38100l949045,2019300r-35242,25400l879094,2082800r-34151,25400l811326,2146300r-33045,25400l745794,2209800r-31915,25400l682548,2273300r-30734,38100l621677,2349500r-29527,25400l563245,2413000r-28296,38100l507288,2489200r-27013,38100l453910,2565400r-25717,38100l403136,2641600r-24372,38100l355066,2717800r-23012,50800l309740,2806700r-21603,38100l267233,2882900r-20168,50800l227609,2971800r-18707,38100l190931,3060700r-17208,38100l157264,3149600r-15672,38100l126682,3238500r-14122,38100l99237,3327400r-12535,38100l74993,3416300r-10909,50800l54013,3505200r-9246,50800l36372,3606800r-7543,50800l22136,3695700r-5830,50800l11353,3797300r-4064,50800l4114,3898900r-2286,50800l457,3987800,,4038600r431,50800l1714,4140200r2146,50800l6845,4229100r3823,50800l15328,4330700r5474,50800l27101,4419600r7100,50800l42100,4508500r8687,50800l60261,4610100r10262,38100l81546,4699000r11799,38100l105892,4787900r13297,38100l133223,4876800r14770,38100l163487,4953000r16218,50800l196646,5041900r17628,38100l232613,5130800r19012,38100l271335,5207000r20384,38100l312762,5283200r21705,50800l356831,5372100r23013,38100l403491,5448300r24270,38100l452666,5524500r25514,25400l504317,5588000r26720,38100l558368,5664200r27914,38100l614768,5727700r11227,12700l1557388,5740400r-34824,-12700l1484820,5702300r-37109,-25400l1411211,5651500r-35840,-38100l1340167,5588000r-34519,-25400l1271803,5524500r-33160,-25400l1206207,5461000r-31724,-25400l1143495,5397500r-30252,-25400l1083767,5334000r-28715,-38100l1027125,5257800r-27127,-38100l973683,5181600r-25489,-38100l923544,5105400r-23800,-38100l876820,5029200r-22060,-38100l833602,4953000r-20269,-38100l793991,4864100r-18402,-38100l758113,4787900r-16510,-50800l726059,4699000r-14555,-50800l697941,4610100r-12548,-50800l673862,4521200r-10491,-50800l653923,4419600r-8382,-38100l638238,4330700r-6223,-50800l626897,4241800r-4001,-50800l620014,4140200r-1740,-50800l617702,4038600r559,-38100l619950,3949700r2807,-50800l626656,3848100r4978,-38100l637692,3759200r7125,-50800l652970,3670300r9208,-50800l672401,3581400r11227,-50800l695858,3479800r13221,-38100l723265,3403600r15138,-50800l754507,3314700r17018,-50800l789482,3225800r18847,-38100l828090,3149600r20638,-38100l870229,3060700r22377,-38100l915809,2984500r24054,-38100l964730,2908300r25666,-38100l1016876,2844800r27254,-38100l1072146,2768600r28778,-38100l1130452,2705100r30264,-38100l1191691,2641600r31674,-38100l1255750,2578100r33058,-38100l1322539,2514600r34392,-25400l1391958,2451100r35661,-25400l1463890,2400300r36894,-25400l1538262,2349500r76682,-50800l1654136,2286000r79985,-50800l1774888,2222500r41288,-25400l1900199,2171700r42723,-25400l2208339,2070100r45631,l2346337,2044700r93726,l2487396,2032000r287592,l2822333,2044700r93726,l3008414,2070100r45644,l3319475,2146300r42723,25400l3446221,2197100r41288,25400l3528276,2235200r40259,25400l3605047,2286000r,-254000l3605047,1600200r-10617,l3550501,1574800r-133973,-38100l3371164,1511300r-45707,-12700l3279419,1498600r-140030,-38100l3376015,1485900r221755,50800l3605047,1536700r,-76200l3605047,1231900xe" fillcolor="#216091" stroked="f">
